--- a/india_monitor_data/rag/documents/Strike_Intelligence/General_Pattern_Analysis.docx
+++ b/india_monitor_data/rag/documents/Strike_Intelligence/General_Pattern_Analysis.docx
@@ -8,76 +8,244 @@
         <w:jc w:val="center"/>
       </w:pPr>
       <w:r>
-        <w:t>General Disruption Pattern Analysis</w:t>
+        <w:t>General Transportation Disruption Pattern &amp; Risk Analysis</w:t>
       </w:r>
     </w:p>
     <w:p>
       <w:r>
-        <w:t>Total General Incidents: 111</w:t>
+        <w:t>Report Generated: 2026-08-31 20:08:20</w:t>
+      </w:r>
+    </w:p>
+    <w:p>
+      <w:r>
+        <w:t>Transit Modality Category: General Logistics Operations</w:t>
+      </w:r>
+    </w:p>
+    <w:p>
+      <w:r>
+        <w:t>Total Sector Incidents Analyzed: 116</w:t>
       </w:r>
     </w:p>
     <w:p>
       <w:pPr>
-        <w:pStyle w:val="Heading2"/>
+        <w:pStyle w:val="Heading1"/>
       </w:pPr>
       <w:r>
-        <w:t>Most Affected Cities</w:t>
+        <w:t>1. Sector Disruption Profile &amp; Vulnerability</w:t>
+      </w:r>
+    </w:p>
+    <w:p>
+      <w:r>
+        <w:t>This operational brief outlines systemic risk patterns, union actions, and transit vulnerabilities specific to General transportation across India. Disruptions in this sector typically stem from toll tariff revisions, fuel price volatility, regulatory compliance enforcement (e.g. e-way bill disputes), and driver union strikes.</w:t>
       </w:r>
     </w:p>
     <w:p>
       <w:pPr>
-        <w:pStyle w:val="ListBullet"/>
+        <w:pStyle w:val="Heading1"/>
       </w:pPr>
       <w:r>
-        <w:t>National/Unknown: 37 incidents</w:t>
+        <w:t>2. Geographic Impact Distribution</w:t>
+      </w:r>
+    </w:p>
+    <w:p>
+      <w:r>
+        <w:t>• National/Unknown: 37 recorded incident(s)</w:t>
+      </w:r>
+    </w:p>
+    <w:p>
+      <w:r>
+        <w:t>• Delhi: 18 recorded incident(s)</w:t>
+      </w:r>
+    </w:p>
+    <w:p>
+      <w:r>
+        <w:t>• Mumbai: 6 recorded incident(s)</w:t>
+      </w:r>
+    </w:p>
+    <w:p>
+      <w:r>
+        <w:t>• Lucknow: 4 recorded incident(s)</w:t>
+      </w:r>
+    </w:p>
+    <w:p>
+      <w:r>
+        <w:t>• Pune: 2 recorded incident(s)</w:t>
+      </w:r>
+    </w:p>
+    <w:p>
+      <w:r>
+        <w:t>• Hyderabad: 1 recorded incident(s)</w:t>
+      </w:r>
+    </w:p>
+    <w:p>
+      <w:r>
+        <w:t>• Ahmedabad: 1 recorded incident(s)</w:t>
       </w:r>
     </w:p>
     <w:p>
       <w:pPr>
-        <w:pStyle w:val="ListBullet"/>
+        <w:pStyle w:val="Heading1"/>
       </w:pPr>
       <w:r>
-        <w:t>Delhi: 16 incidents</w:t>
+        <w:t>3. Key Sector Incidents &amp; Historical Evidence</w:t>
+      </w:r>
+    </w:p>
+    <w:p>
+      <w:r>
+        <w:rPr>
+          <w:b/>
+        </w:rPr>
+        <w:t>Case #1: 'Bandi Singh' protesters call shutdown in Punjab; transport, markets to be hit - India Today</w:t>
+        <w:br/>
+      </w:r>
+      <w:r>
+        <w:t>• Date: 2026-08-21 | Source: India Today</w:t>
+        <w:br/>
+      </w:r>
+    </w:p>
+    <w:p>
+      <w:r>
+        <w:rPr>
+          <w:b/>
+        </w:rPr>
+        <w:t>Case #2: Shillong violence sparks Assam-Meghalaya road blockade - Rediff</w:t>
+        <w:br/>
+      </w:r>
+      <w:r>
+        <w:t>• Date: 2026-08-20 | Source: Rediff</w:t>
+        <w:br/>
+      </w:r>
+    </w:p>
+    <w:p>
+      <w:r>
+        <w:rPr>
+          <w:b/>
+        </w:rPr>
+        <w:t>Case #3: Gen Alpha students block highway over bad roads in UP, allege police misconduct - India Today</w:t>
+        <w:br/>
+      </w:r>
+      <w:r>
+        <w:t>• Date: 2026-08-19 | Source: India Today</w:t>
+        <w:br/>
+      </w:r>
+    </w:p>
+    <w:p>
+      <w:r>
+        <w:rPr>
+          <w:b/>
+        </w:rPr>
+        <w:t>Case #4: ‘His Speech Was About Chakka Jam, Not Assam Secession’: Sharjeel Imam’s Brother Hits Back At Rijiju Over ‘Dimagi Naxal’ Remark - The Observer Post</w:t>
+        <w:br/>
+      </w:r>
+      <w:r>
+        <w:t>• Date: 2026-08-19 | Source: The Observer Post</w:t>
+        <w:br/>
+      </w:r>
+    </w:p>
+    <w:p>
+      <w:r>
+        <w:rPr>
+          <w:b/>
+        </w:rPr>
+        <w:t>Case #5: Passengers suffer as ride-app drivers’ strike enters day Two - The New Indian Express</w:t>
+        <w:br/>
+      </w:r>
+      <w:r>
+        <w:t>• Date: 2026-08-19 | Source: The New Indian Express</w:t>
+        <w:br/>
+      </w:r>
+    </w:p>
+    <w:p>
+      <w:r>
+        <w:rPr>
+          <w:b/>
+        </w:rPr>
+        <w:t>Case #6: Mumbai Transport Alert: BEST Employees Announce Indefinite Strike Starting Aug 18 - NDTV Profit</w:t>
+        <w:br/>
+      </w:r>
+      <w:r>
+        <w:t>• Date: 2026-08-17 | Source: NDTV Profit</w:t>
+        <w:br/>
+      </w:r>
+    </w:p>
+    <w:p>
+      <w:r>
+        <w:rPr>
+          <w:b/>
+        </w:rPr>
+        <w:t>Case #7: Mumbai BEST workers call indefinite strike from August 18 over wages, financial support - Moneycontrol.com</w:t>
+        <w:br/>
+      </w:r>
+      <w:r>
+        <w:t>• Date: 2026-08-17 | Source: Moneycontrol.com</w:t>
+        <w:br/>
+      </w:r>
+    </w:p>
+    <w:p>
+      <w:r>
+        <w:rPr>
+          <w:b/>
+        </w:rPr>
+        <w:t>Case #8: Kin block road, seek arrest of doctor blamed for lab technician’s death near Dharamsala - The Tribune</w:t>
+        <w:br/>
+      </w:r>
+      <w:r>
+        <w:t>• Date: 2026-08-17 | Source: The Tribune</w:t>
+        <w:br/>
+      </w:r>
+    </w:p>
+    <w:p>
+      <w:r>
+        <w:rPr>
+          <w:b/>
+        </w:rPr>
+        <w:t>Case #9: Protesting Burari residents to LG: Address civic concerns in a month or stir grows - The Indian Express</w:t>
+        <w:br/>
+      </w:r>
+      <w:r>
+        <w:t>• Date: 2026-08-17 | Source: The Indian Express</w:t>
+        <w:br/>
+      </w:r>
+    </w:p>
+    <w:p>
+      <w:r>
+        <w:rPr>
+          <w:b/>
+        </w:rPr>
+        <w:t>Case #10: Jharkhand Students Protest Headmaster’s Transfer, Block Road - Clarion India</w:t>
+        <w:br/>
+      </w:r>
+      <w:r>
+        <w:t>• Date: 2026-08-13 | Source: Clarion India</w:t>
+        <w:br/>
       </w:r>
     </w:p>
     <w:p>
       <w:pPr>
-        <w:pStyle w:val="ListBullet"/>
+        <w:pStyle w:val="Heading1"/>
       </w:pPr>
       <w:r>
-        <w:t>Mumbai: 6 incidents</w:t>
+        <w:t>4. Carrier SLA Adjudication &amp; Operational Directives</w:t>
       </w:r>
     </w:p>
     <w:p>
-      <w:pPr>
-        <w:pStyle w:val="ListBullet"/>
-      </w:pPr>
       <w:r>
-        <w:t>Lucknow: 4 incidents</w:t>
+        <w:t>Standard operating procedures when General disruptions impact Order-to-Cash deliveries:</w:t>
       </w:r>
     </w:p>
     <w:p>
-      <w:pPr>
-        <w:pStyle w:val="ListBullet"/>
-      </w:pPr>
       <w:r>
-        <w:t>Pune: 2 incidents</w:t>
+        <w:t>• Assess transit delay duration against contractual delivery grace period (24 hours).</w:t>
       </w:r>
     </w:p>
     <w:p>
-      <w:pPr>
-        <w:pStyle w:val="ListBullet"/>
-      </w:pPr>
       <w:r>
-        <w:t>Hyderabad: 1 incidents</w:t>
+        <w:t>• Verify whether disruption is recognized by local transport authority as Force Majeure.</w:t>
       </w:r>
     </w:p>
     <w:p>
-      <w:pPr>
-        <w:pStyle w:val="ListBullet"/>
-      </w:pPr>
       <w:r>
-        <w:t>Ahmedabad: 1 incidents</w:t>
+        <w:t>• Proactively notify destination clinics of revised ETA window.</w:t>
       </w:r>
     </w:p>
     <w:sectPr>

--- a/india_monitor_data/rag/documents/Strike_Intelligence/General_Pattern_Analysis.docx
+++ b/india_monitor_data/rag/documents/Strike_Intelligence/General_Pattern_Analysis.docx
@@ -13,7 +13,7 @@
     </w:p>
     <w:p>
       <w:r>
-        <w:t>Report Generated: 2026-08-31 20:08:20</w:t>
+        <w:t>Report Generated: 2026-08-31 20:25:59</w:t>
       </w:r>
     </w:p>
     <w:p>

--- a/india_monitor_data/rag/documents/Strike_Intelligence/General_Pattern_Analysis.docx
+++ b/india_monitor_data/rag/documents/Strike_Intelligence/General_Pattern_Analysis.docx
@@ -13,7 +13,7 @@
     </w:p>
     <w:p>
       <w:r>
-        <w:t>Report Generated: 2026-08-31 20:25:59</w:t>
+        <w:t>Report Generated: 2026-08-31 20:57:24</w:t>
       </w:r>
     </w:p>
     <w:p>

--- a/india_monitor_data/rag/documents/Strike_Intelligence/General_Pattern_Analysis.docx
+++ b/india_monitor_data/rag/documents/Strike_Intelligence/General_Pattern_Analysis.docx
@@ -13,7 +13,7 @@
     </w:p>
     <w:p>
       <w:r>
-        <w:t>Report Generated: 2026-08-31 20:57:24</w:t>
+        <w:t>Report Generated: 2026-09-02 22:53:45</w:t>
       </w:r>
     </w:p>
     <w:p>
@@ -23,7 +23,7 @@
     </w:p>
     <w:p>
       <w:r>
-        <w:t>Total Sector Incidents Analyzed: 116</w:t>
+        <w:t>Total Sector Incidents Analyzed: 130</w:t>
       </w:r>
     </w:p>
     <w:p>
@@ -54,12 +54,12 @@
     </w:p>
     <w:p>
       <w:r>
-        <w:t>• Delhi: 18 recorded incident(s)</w:t>
+        <w:t>• Delhi: 21 recorded incident(s)</w:t>
       </w:r>
     </w:p>
     <w:p>
       <w:r>
-        <w:t>• Mumbai: 6 recorded incident(s)</w:t>
+        <w:t>• Mumbai: 9 recorded incident(s)</w:t>
       </w:r>
     </w:p>
     <w:p>

--- a/india_monitor_data/rag/documents/Strike_Intelligence/General_Pattern_Analysis.docx
+++ b/india_monitor_data/rag/documents/Strike_Intelligence/General_Pattern_Analysis.docx
@@ -13,7 +13,7 @@
     </w:p>
     <w:p>
       <w:r>
-        <w:t>Report Generated: 2026-09-02 22:53:45</w:t>
+        <w:t>Report Generated: 2026-09-04 22:14:57</w:t>
       </w:r>
     </w:p>
     <w:p>
@@ -23,7 +23,7 @@
     </w:p>
     <w:p>
       <w:r>
-        <w:t>Total Sector Incidents Analyzed: 130</w:t>
+        <w:t>Total Sector Incidents Analyzed: 140</w:t>
       </w:r>
     </w:p>
     <w:p>
@@ -54,7 +54,7 @@
     </w:p>
     <w:p>
       <w:r>
-        <w:t>• Delhi: 21 recorded incident(s)</w:t>
+        <w:t>• Delhi: 22 recorded incident(s)</w:t>
       </w:r>
     </w:p>
     <w:p>
